--- a/11а клас/РС/Контролно РС/Ключ с отговори — Контролно РС.docx
+++ b/11а клас/РС/Контролно РС/Ключ с отговори — Контролно РС.docx
@@ -356,7 +356,7 @@
     <w:p/>
     <w:p>
       <w:r>
-        <w:t>Част II — Развернати въпроси (25 т.):</w:t>
+        <w:t>Част II — Разгърнати въпроси (25 т.):</w:t>
       </w:r>
     </w:p>
     <w:p>
@@ -841,7 +841,7 @@
     <w:p/>
     <w:p>
       <w:r>
-        <w:t>Част II — Развернати въпроси (25 т.):</w:t>
+        <w:t>Част II — Разгърнати въпроси (25 т.):</w:t>
       </w:r>
     </w:p>
     <w:p>
@@ -1326,7 +1326,7 @@
     <w:p/>
     <w:p>
       <w:r>
-        <w:t>Част II — Развернати въпроси (25 т.):</w:t>
+        <w:t>Част II — Разгърнати въпроси (25 т.):</w:t>
       </w:r>
     </w:p>
     <w:p>
@@ -1811,7 +1811,7 @@
     <w:p/>
     <w:p>
       <w:r>
-        <w:t>Част II — Развернати въпроси (25 т.):</w:t>
+        <w:t>Част II — Разгърнати въпроси (25 т.):</w:t>
       </w:r>
     </w:p>
     <w:p>

--- a/11а клас/РС/Контролно РС/Ключ с отговори — Контролно РС.docx
+++ b/11а клас/РС/Контролно РС/Ключ с отговори — Контролно РС.docx
@@ -40,7 +40,7 @@
     </w:p>
     <w:p>
       <w:r>
-        <w:t>Част I — Тестови въпроси (всеки по 2 точки = 18 т.)</w:t>
+        <w:t>Част I — Тестови въпроси (по 2 т. = 18 т.)</w:t>
       </w:r>
     </w:p>
     <w:tbl>
@@ -359,30 +359,104 @@
         <w:t>Част II — Разгърнати въпроси (25 т.):</w:t>
       </w:r>
     </w:p>
+    <w:p/>
     <w:p>
       <w:r>
         <w:rPr>
           <w:b/>
         </w:rPr>
-        <w:t xml:space="preserve">Въпрос 10 (6 т.) — Инструменти за разработка: </w:t>
-      </w:r>
-      <w:r>
-        <w:t>Избройте 3 предимства на IDE пред обикновен текстов редактор при разработка на C...</w:t>
+        <w:t>Въпрос 10 (6 т.) — Инструменти за разработка:</w:t>
       </w:r>
     </w:p>
     <w:p>
+      <w:pPr>
+        <w:ind w:left="288"/>
+      </w:pPr>
+      <w:r>
+        <w:t>Избройте 3 предимства на IDE пред обикновен текстов редактор при разработка на C# приложения.</w:t>
+      </w:r>
+    </w:p>
+    <w:p>
+      <w:pPr>
+        <w:ind w:left="288"/>
+      </w:pPr>
       <w:r>
         <w:rPr>
           <w:b/>
         </w:rPr>
-        <w:t xml:space="preserve">Очакван отговор: </w:t>
+        <w:t>Верен отговор:</w:t>
       </w:r>
+    </w:p>
+    <w:p>
+      <w:pPr>
+        <w:ind w:left="504"/>
+      </w:pPr>
       <w:r>
         <w:rPr>
-          <w:i/>
-          <w:color w:val="444444"/>
+          <w:color w:val="1F497D"/>
+          <w:sz w:val="20"/>
         </w:rPr>
-        <w:t>Виж учебните материали в секцията за тази тема.</w:t>
+        <w:t>Приемат се 3 от следните предимства (по 2 т. за всяко вярно предимство с обяснение):</w:t>
+      </w:r>
+    </w:p>
+    <w:p>
+      <w:pPr>
+        <w:ind w:left="504"/>
+      </w:pPr>
+      <w:r>
+        <w:rPr>
+          <w:color w:val="1F497D"/>
+          <w:sz w:val="20"/>
+        </w:rPr>
+        <w:t>1. Вграден дебъгер — позволява спиране на изпълнението (breakpoints), инспекция на стойности, стъпково изпълнение.</w:t>
+      </w:r>
+    </w:p>
+    <w:p>
+      <w:pPr>
+        <w:ind w:left="504"/>
+      </w:pPr>
+      <w:r>
+        <w:rPr>
+          <w:color w:val="1F497D"/>
+          <w:sz w:val="20"/>
+        </w:rPr>
+        <w:t>2. IntelliSense / автодовършване — предлага методи, свойства, параметри и намалява грешките при писане.</w:t>
+      </w:r>
+    </w:p>
+    <w:p>
+      <w:pPr>
+        <w:ind w:left="504"/>
+      </w:pPr>
+      <w:r>
+        <w:rPr>
+          <w:color w:val="1F497D"/>
+          <w:sz w:val="20"/>
+        </w:rPr>
+        <w:t>3. Интегрирана build и run система — компилация и стартиране с един бутон (F5/Ctrl+F5).</w:t>
+      </w:r>
+    </w:p>
+    <w:p>
+      <w:pPr>
+        <w:ind w:left="504"/>
+      </w:pPr>
+      <w:r>
+        <w:rPr>
+          <w:color w:val="1F497D"/>
+          <w:sz w:val="20"/>
+        </w:rPr>
+        <w:t>4. Рефакторинг инструменти — автоматично преименуване, извличане на метод и др.</w:t>
+      </w:r>
+    </w:p>
+    <w:p>
+      <w:pPr>
+        <w:ind w:left="504"/>
+      </w:pPr>
+      <w:r>
+        <w:rPr>
+          <w:color w:val="1F497D"/>
+          <w:sz w:val="20"/>
+        </w:rPr>
+        <w:t>5. Интегрирана поддръжка на сорс-контрол (git) — commit, push, merge без напускане на IDE.</w:t>
       </w:r>
     </w:p>
     <w:p/>
@@ -391,25 +465,110 @@
         <w:rPr>
           <w:b/>
         </w:rPr>
-        <w:t xml:space="preserve">Въпрос 11 (4 т.) — Техники IDE: </w:t>
-      </w:r>
-      <w:r>
-        <w:t>Обяснете какво е "code snippet" в Visual Studio и дайте пример за вграден snippe...</w:t>
+        <w:t>Въпрос 11 (4 т.) — Техники IDE:</w:t>
       </w:r>
     </w:p>
     <w:p>
+      <w:pPr>
+        <w:ind w:left="288"/>
+      </w:pPr>
+      <w:r>
+        <w:t>Обяснете какво е "code snippet" в Visual Studio и дайте пример за вграден snippet.</w:t>
+      </w:r>
+    </w:p>
+    <w:p>
+      <w:pPr>
+        <w:ind w:left="288"/>
+      </w:pPr>
       <w:r>
         <w:rPr>
           <w:b/>
         </w:rPr>
-        <w:t xml:space="preserve">Очакван отговор: </w:t>
+        <w:t>Верен отговор:</w:t>
       </w:r>
+    </w:p>
+    <w:p>
+      <w:pPr>
+        <w:ind w:left="504"/>
+      </w:pPr>
       <w:r>
         <w:rPr>
-          <w:i/>
-          <w:color w:val="444444"/>
+          <w:color w:val="1F497D"/>
+          <w:sz w:val="20"/>
         </w:rPr>
-        <w:t>Виж учебните материали в секцията за тази тема.</w:t>
+        <w:t>Code snippet е готов шаблон за код, достъпен чрез кратко съкращение + Tab (или двойно Tab).</w:t>
+      </w:r>
+    </w:p>
+    <w:p>
+      <w:pPr>
+        <w:ind w:left="504"/>
+      </w:pPr>
+      <w:r>
+        <w:rPr>
+          <w:color w:val="1F497D"/>
+          <w:sz w:val="20"/>
+        </w:rPr>
+        <w:t>Примери за вградени snippets:</w:t>
+      </w:r>
+    </w:p>
+    <w:p>
+      <w:pPr>
+        <w:ind w:left="504"/>
+      </w:pPr>
+      <w:r>
+        <w:rPr>
+          <w:color w:val="1F497D"/>
+          <w:sz w:val="20"/>
+        </w:rPr>
+        <w:t xml:space="preserve">  • "for" + Tab → генерира for-цикъл с индексна променлива</w:t>
+      </w:r>
+    </w:p>
+    <w:p>
+      <w:pPr>
+        <w:ind w:left="504"/>
+      </w:pPr>
+      <w:r>
+        <w:rPr>
+          <w:color w:val="1F497D"/>
+          <w:sz w:val="20"/>
+        </w:rPr>
+        <w:t xml:space="preserve">  • "prop" + Tab → генерира auto-implemented property</w:t>
+      </w:r>
+    </w:p>
+    <w:p>
+      <w:pPr>
+        <w:ind w:left="504"/>
+      </w:pPr>
+      <w:r>
+        <w:rPr>
+          <w:color w:val="1F497D"/>
+          <w:sz w:val="20"/>
+        </w:rPr>
+        <w:t xml:space="preserve">  • "ctor" + Tab → генерира конструктор за класа</w:t>
+      </w:r>
+    </w:p>
+    <w:p>
+      <w:pPr>
+        <w:ind w:left="504"/>
+      </w:pPr>
+      <w:r>
+        <w:rPr>
+          <w:color w:val="1F497D"/>
+          <w:sz w:val="20"/>
+        </w:rPr>
+        <w:t xml:space="preserve">  • "if" + Tab → генерира if-блок</w:t>
+      </w:r>
+    </w:p>
+    <w:p>
+      <w:pPr>
+        <w:ind w:left="504"/>
+      </w:pPr>
+      <w:r>
+        <w:rPr>
+          <w:color w:val="1F497D"/>
+          <w:sz w:val="20"/>
+        </w:rPr>
+        <w:t>Snippets ускоряват писането и намаляват грешките при стандартни конструкции.</w:t>
       </w:r>
     </w:p>
     <w:p/>
@@ -418,25 +577,98 @@
         <w:rPr>
           <w:b/>
         </w:rPr>
-        <w:t xml:space="preserve">Въпрос 12 (5 т.) — Сорс-контрол: </w:t>
-      </w:r>
-      <w:r>
-        <w:t>Опишете стъпките за commit и push на промени директно от Visual Studio (Team Exp...</w:t>
+        <w:t>Въпрос 12 (5 т.) — Сорс-контрол:</w:t>
       </w:r>
     </w:p>
     <w:p>
+      <w:pPr>
+        <w:ind w:left="288"/>
+      </w:pPr>
+      <w:r>
+        <w:t>Опишете стъпките за commit и push на промени директно от Visual Studio (Team Explorer/Git).</w:t>
+      </w:r>
+    </w:p>
+    <w:p>
+      <w:pPr>
+        <w:ind w:left="288"/>
+      </w:pPr>
       <w:r>
         <w:rPr>
           <w:b/>
         </w:rPr>
-        <w:t xml:space="preserve">Очакван отговор: </w:t>
+        <w:t>Верен отговор:</w:t>
       </w:r>
+    </w:p>
+    <w:p>
+      <w:pPr>
+        <w:ind w:left="504"/>
+      </w:pPr>
       <w:r>
         <w:rPr>
-          <w:i/>
-          <w:color w:val="444444"/>
+          <w:color w:val="1F497D"/>
+          <w:sz w:val="20"/>
         </w:rPr>
-        <w:t>Виж учебните материали в секцията за тази тема.</w:t>
+        <w:t>Стъпки в Visual Studio:</w:t>
+      </w:r>
+    </w:p>
+    <w:p>
+      <w:pPr>
+        <w:ind w:left="504"/>
+      </w:pPr>
+      <w:r>
+        <w:rPr>
+          <w:color w:val="1F497D"/>
+          <w:sz w:val="20"/>
+        </w:rPr>
+        <w:t>1. View → Git Changes (или Team Explorer → Changes) — отваря панела с промените.</w:t>
+      </w:r>
+    </w:p>
+    <w:p>
+      <w:pPr>
+        <w:ind w:left="504"/>
+      </w:pPr>
+      <w:r>
+        <w:rPr>
+          <w:color w:val="1F497D"/>
+          <w:sz w:val="20"/>
+        </w:rPr>
+        <w:t>2. Преглед на Modified файловете; добавяне в Staged Changes с бутона "+".</w:t>
+      </w:r>
+    </w:p>
+    <w:p>
+      <w:pPr>
+        <w:ind w:left="504"/>
+      </w:pPr>
+      <w:r>
+        <w:rPr>
+          <w:color w:val="1F497D"/>
+          <w:sz w:val="20"/>
+        </w:rPr>
+        <w:t>3. Въвеждане на commit съобщение в полето "Enter a message".</w:t>
+      </w:r>
+    </w:p>
+    <w:p>
+      <w:pPr>
+        <w:ind w:left="504"/>
+      </w:pPr>
+      <w:r>
+        <w:rPr>
+          <w:color w:val="1F497D"/>
+          <w:sz w:val="20"/>
+        </w:rPr>
+        <w:t>4. Натискане на "Commit Staged" — записва snapshot локално.</w:t>
+      </w:r>
+    </w:p>
+    <w:p>
+      <w:pPr>
+        <w:ind w:left="504"/>
+      </w:pPr>
+      <w:r>
+        <w:rPr>
+          <w:color w:val="1F497D"/>
+          <w:sz w:val="20"/>
+        </w:rPr>
+        <w:t>5. Натискане на стрелката ↑ (Push) или "Sync" — качва commits в remote хранилището (GitHub).</w:t>
       </w:r>
     </w:p>
     <w:p/>
@@ -445,25 +677,98 @@
         <w:rPr>
           <w:b/>
         </w:rPr>
-        <w:t xml:space="preserve">Въпрос 13 (5 т.) — Управление на пакети: </w:t>
+        <w:t>Въпрос 13 (5 т.) — Управление на пакети:</w:t>
       </w:r>
+    </w:p>
+    <w:p>
+      <w:pPr>
+        <w:ind w:left="288"/>
+      </w:pPr>
       <w:r>
         <w:t>Какво е NuGet? Как се добавя нов пакет към .NET проект чрез Visual Studio?</w:t>
       </w:r>
     </w:p>
     <w:p>
+      <w:pPr>
+        <w:ind w:left="288"/>
+      </w:pPr>
       <w:r>
         <w:rPr>
           <w:b/>
         </w:rPr>
-        <w:t xml:space="preserve">Очакван отговор: </w:t>
+        <w:t>Верен отговор:</w:t>
       </w:r>
+    </w:p>
+    <w:p>
+      <w:pPr>
+        <w:ind w:left="504"/>
+      </w:pPr>
       <w:r>
         <w:rPr>
-          <w:i/>
-          <w:color w:val="444444"/>
+          <w:color w:val="1F497D"/>
+          <w:sz w:val="20"/>
         </w:rPr>
-        <w:t>Виж учебните материали в секцията за тази тема.</w:t>
+        <w:t>NuGet е мениджър на пакети за .NET платформата — централизирано хранилище на библиотеки.</w:t>
+      </w:r>
+    </w:p>
+    <w:p>
+      <w:pPr>
+        <w:ind w:left="504"/>
+      </w:pPr>
+      <w:r>
+        <w:rPr>
+          <w:color w:val="1F497D"/>
+          <w:sz w:val="20"/>
+        </w:rPr>
+        <w:t>Добавяне на пакет:</w:t>
+      </w:r>
+    </w:p>
+    <w:p>
+      <w:pPr>
+        <w:ind w:left="504"/>
+      </w:pPr>
+      <w:r>
+        <w:rPr>
+          <w:color w:val="1F497D"/>
+          <w:sz w:val="20"/>
+        </w:rPr>
+        <w:t xml:space="preserve">  Начин 1 (GUI): Десен клик на проекта → Manage NuGet Packages → Browse → търсим пакета → Install.</w:t>
+      </w:r>
+    </w:p>
+    <w:p>
+      <w:pPr>
+        <w:ind w:left="504"/>
+      </w:pPr>
+      <w:r>
+        <w:rPr>
+          <w:color w:val="1F497D"/>
+          <w:sz w:val="20"/>
+        </w:rPr>
+        <w:t xml:space="preserve">  Начин 2 (конзола): Tools → NuGet Package Manager Console → Install-Package PackageName.</w:t>
+      </w:r>
+    </w:p>
+    <w:p>
+      <w:pPr>
+        <w:ind w:left="504"/>
+      </w:pPr>
+      <w:r>
+        <w:rPr>
+          <w:color w:val="1F497D"/>
+          <w:sz w:val="20"/>
+        </w:rPr>
+        <w:t xml:space="preserve">  Начин 3 (.NET CLI): dotnet add package PackageName.</w:t>
+      </w:r>
+    </w:p>
+    <w:p>
+      <w:pPr>
+        <w:ind w:left="504"/>
+      </w:pPr>
+      <w:r>
+        <w:rPr>
+          <w:color w:val="1F497D"/>
+          <w:sz w:val="20"/>
+        </w:rPr>
+        <w:t>При инсталиране NuGet добавя PackageReference в .csproj и сваля .dll файловете.</w:t>
       </w:r>
     </w:p>
     <w:p/>
@@ -472,25 +777,122 @@
         <w:rPr>
           <w:b/>
         </w:rPr>
-        <w:t xml:space="preserve">Въпрос 14 (5 т.) — Конфигуриране на БД: </w:t>
+        <w:t>Въпрос 14 (5 т.) — Конфигуриране на БД:</w:t>
       </w:r>
+    </w:p>
+    <w:p>
+      <w:pPr>
+        <w:ind w:left="288"/>
+      </w:pPr>
       <w:r>
         <w:t>Напишете примерен connection string за MS SQL Server с Windows Authentication.</w:t>
       </w:r>
     </w:p>
     <w:p>
+      <w:pPr>
+        <w:ind w:left="288"/>
+      </w:pPr>
       <w:r>
         <w:rPr>
           <w:b/>
         </w:rPr>
-        <w:t xml:space="preserve">Очакван отговор: </w:t>
+        <w:t>Верен отговор:</w:t>
       </w:r>
+    </w:p>
+    <w:p>
+      <w:pPr>
+        <w:ind w:left="504"/>
+      </w:pPr>
       <w:r>
         <w:rPr>
-          <w:i/>
-          <w:color w:val="444444"/>
+          <w:color w:val="1F497D"/>
+          <w:sz w:val="20"/>
         </w:rPr>
-        <w:t>Виж учебните материали в секцията за тази тема.</w:t>
+        <w:t>Примерен connection string:</w:t>
+      </w:r>
+    </w:p>
+    <w:p>
+      <w:pPr>
+        <w:ind w:left="504"/>
+      </w:pPr>
+      <w:r>
+        <w:rPr>
+          <w:color w:val="1F497D"/>
+          <w:sz w:val="20"/>
+        </w:rPr>
+        <w:t xml:space="preserve">  "Server=.\SQLEXPRESS;Database=MyDatabase;Integrated Security=True;TrustServerCertificate=True;"</w:t>
+      </w:r>
+    </w:p>
+    <w:p>
+      <w:pPr>
+        <w:ind w:left="504"/>
+      </w:pPr>
+      <w:r>
+        <w:rPr>
+          <w:color w:val="1F497D"/>
+          <w:sz w:val="20"/>
+        </w:rPr>
+        <w:t>или:</w:t>
+      </w:r>
+    </w:p>
+    <w:p>
+      <w:pPr>
+        <w:ind w:left="504"/>
+      </w:pPr>
+      <w:r>
+        <w:rPr>
+          <w:color w:val="1F497D"/>
+          <w:sz w:val="20"/>
+        </w:rPr>
+        <w:t xml:space="preserve">  "Data Source=localhost;Initial Catalog=MyDatabase;Integrated Security=True;"</w:t>
+      </w:r>
+    </w:p>
+    <w:p>
+      <w:pPr>
+        <w:ind w:left="504"/>
+      </w:pPr>
+      <w:r>
+        <w:rPr>
+          <w:color w:val="1F497D"/>
+          <w:sz w:val="20"/>
+        </w:rPr>
+        <w:t>Ключови параметри:</w:t>
+      </w:r>
+    </w:p>
+    <w:p>
+      <w:pPr>
+        <w:ind w:left="504"/>
+      </w:pPr>
+      <w:r>
+        <w:rPr>
+          <w:color w:val="1F497D"/>
+          <w:sz w:val="20"/>
+        </w:rPr>
+        <w:t xml:space="preserve">  Server / Data Source — адрес на SQL сървъра</w:t>
+      </w:r>
+    </w:p>
+    <w:p>
+      <w:pPr>
+        <w:ind w:left="504"/>
+      </w:pPr>
+      <w:r>
+        <w:rPr>
+          <w:color w:val="1F497D"/>
+          <w:sz w:val="20"/>
+        </w:rPr>
+        <w:t xml:space="preserve">  Database / Initial Catalog — името на базата данни</w:t>
+      </w:r>
+    </w:p>
+    <w:p>
+      <w:pPr>
+        <w:ind w:left="504"/>
+      </w:pPr>
+      <w:r>
+        <w:rPr>
+          <w:color w:val="1F497D"/>
+          <w:sz w:val="20"/>
+        </w:rPr>
+        <w:t xml:space="preserve">  Integrated Security=True — Windows Authentication (без username/password)</w:t>
       </w:r>
     </w:p>
     <w:p/>
@@ -525,7 +927,7 @@
     </w:p>
     <w:p>
       <w:r>
-        <w:t>Част I — Тестови въпроси (всеки по 2 точки = 18 т.)</w:t>
+        <w:t>Част I — Тестови въпроси (по 2 т. = 18 т.)</w:t>
       </w:r>
     </w:p>
     <w:tbl>
@@ -844,30 +1246,140 @@
         <w:t>Част II — Разгърнати въпроси (25 т.):</w:t>
       </w:r>
     </w:p>
+    <w:p/>
     <w:p>
       <w:r>
         <w:rPr>
           <w:b/>
         </w:rPr>
-        <w:t xml:space="preserve">Въпрос 10 (6 т.) — IDE vs текстов редактор: </w:t>
+        <w:t>Въпрос 10 (6 т.) — IDE vs текстов редактор:</w:t>
       </w:r>
+    </w:p>
+    <w:p>
+      <w:pPr>
+        <w:ind w:left="288"/>
+      </w:pPr>
       <w:r>
         <w:t>Сравнете Visual Studio и VS Code — кога е подходящо да се използва всеки от тях?</w:t>
       </w:r>
     </w:p>
     <w:p>
+      <w:pPr>
+        <w:ind w:left="288"/>
+      </w:pPr>
       <w:r>
         <w:rPr>
           <w:b/>
         </w:rPr>
-        <w:t xml:space="preserve">Очакван отговор: </w:t>
+        <w:t>Верен отговор:</w:t>
       </w:r>
+    </w:p>
+    <w:p>
+      <w:pPr>
+        <w:ind w:left="504"/>
+      </w:pPr>
       <w:r>
         <w:rPr>
-          <w:i/>
-          <w:color w:val="444444"/>
+          <w:color w:val="1F497D"/>
+          <w:sz w:val="20"/>
         </w:rPr>
-        <w:t>Виж учебните материали в секцията за тази тема.</w:t>
+        <w:t>Visual Studio 2022:</w:t>
+      </w:r>
+    </w:p>
+    <w:p>
+      <w:pPr>
+        <w:ind w:left="504"/>
+      </w:pPr>
+      <w:r>
+        <w:rPr>
+          <w:color w:val="1F497D"/>
+          <w:sz w:val="20"/>
+        </w:rPr>
+        <w:t xml:space="preserve">  • Пълноценна IDE — вграден компилатор за C#/.NET, дебъгер, NuGet, designer за WinForms/ASP.NET.</w:t>
+      </w:r>
+    </w:p>
+    <w:p>
+      <w:pPr>
+        <w:ind w:left="504"/>
+      </w:pPr>
+      <w:r>
+        <w:rPr>
+          <w:color w:val="1F497D"/>
+          <w:sz w:val="20"/>
+        </w:rPr>
+        <w:t xml:space="preserve">  • Подходяща за по-сложни .NET проекти, enterprise разработка, работа с бази данни.</w:t>
+      </w:r>
+    </w:p>
+    <w:p>
+      <w:pPr>
+        <w:ind w:left="504"/>
+      </w:pPr>
+      <w:r>
+        <w:rPr>
+          <w:color w:val="1F497D"/>
+          <w:sz w:val="20"/>
+        </w:rPr>
+        <w:t xml:space="preserve">  • По-тежка — изисква повече RAM и дисково пространство.</w:t>
+      </w:r>
+    </w:p>
+    <w:p>
+      <w:pPr>
+        <w:ind w:left="504"/>
+      </w:pPr>
+      <w:r>
+        <w:rPr>
+          <w:color w:val="1F497D"/>
+          <w:sz w:val="20"/>
+        </w:rPr>
+        <w:t>VS Code:</w:t>
+      </w:r>
+    </w:p>
+    <w:p>
+      <w:pPr>
+        <w:ind w:left="504"/>
+      </w:pPr>
+      <w:r>
+        <w:rPr>
+          <w:color w:val="1F497D"/>
+          <w:sz w:val="20"/>
+        </w:rPr>
+        <w:t xml:space="preserve">  • Лек редактор с разширения (extensions) — поддържа C# чрез C# Dev Kit extension.</w:t>
+      </w:r>
+    </w:p>
+    <w:p>
+      <w:pPr>
+        <w:ind w:left="504"/>
+      </w:pPr>
+      <w:r>
+        <w:rPr>
+          <w:color w:val="1F497D"/>
+          <w:sz w:val="20"/>
+        </w:rPr>
+        <w:t xml:space="preserve">  • Подходящ за JavaScript/TypeScript, Python, малки .NET проекти, скриптиране.</w:t>
+      </w:r>
+    </w:p>
+    <w:p>
+      <w:pPr>
+        <w:ind w:left="504"/>
+      </w:pPr>
+      <w:r>
+        <w:rPr>
+          <w:color w:val="1F497D"/>
+          <w:sz w:val="20"/>
+        </w:rPr>
+        <w:t xml:space="preserve">  • По-бърза инсталация, работи на Windows/Mac/Linux.</w:t>
+      </w:r>
+    </w:p>
+    <w:p>
+      <w:pPr>
+        <w:ind w:left="504"/>
+      </w:pPr>
+      <w:r>
+        <w:rPr>
+          <w:color w:val="1F497D"/>
+          <w:sz w:val="20"/>
+        </w:rPr>
+        <w:t>Извод: Visual Studio — за сложни C#/.NET проекти; VS Code — за леки задачи и многоезична разработка.</w:t>
       </w:r>
     </w:p>
     <w:p/>
@@ -876,25 +1388,146 @@
         <w:rPr>
           <w:b/>
         </w:rPr>
-        <w:t xml:space="preserve">Въпрос 11 (4 т.) — Техники за продуктивно IDE: </w:t>
-      </w:r>
-      <w:r>
-        <w:t>Обяснете какво е "Live Templates" / code snippets. Как се дефинира потребителски...</w:t>
+        <w:t>Въпрос 11 (4 т.) — Техники за продуктивно IDE:</w:t>
       </w:r>
     </w:p>
     <w:p>
+      <w:pPr>
+        <w:ind w:left="288"/>
+      </w:pPr>
+      <w:r>
+        <w:t>Обяснете какво е "Live Templates" / code snippets. Как се дефинира потребителски snippet в VS Code?</w:t>
+      </w:r>
+    </w:p>
+    <w:p>
+      <w:pPr>
+        <w:ind w:left="288"/>
+      </w:pPr>
       <w:r>
         <w:rPr>
           <w:b/>
         </w:rPr>
-        <w:t xml:space="preserve">Очакван отговор: </w:t>
+        <w:t>Верен отговор:</w:t>
       </w:r>
+    </w:p>
+    <w:p>
+      <w:pPr>
+        <w:ind w:left="504"/>
+      </w:pPr>
       <w:r>
         <w:rPr>
-          <w:i/>
-          <w:color w:val="444444"/>
+          <w:color w:val="1F497D"/>
+          <w:sz w:val="20"/>
         </w:rPr>
-        <w:t>Виж учебните материали в секцията за тази тема.</w:t>
+        <w:t>Snippets (Live Templates) са шаблони за часто срещани конструкции в кода.</w:t>
+      </w:r>
+    </w:p>
+    <w:p>
+      <w:pPr>
+        <w:ind w:left="504"/>
+      </w:pPr>
+      <w:r>
+        <w:rPr>
+          <w:color w:val="1F497D"/>
+          <w:sz w:val="20"/>
+        </w:rPr>
+        <w:t>Дефиниране на потребителски snippet в VS Code:</w:t>
+      </w:r>
+    </w:p>
+    <w:p>
+      <w:pPr>
+        <w:ind w:left="504"/>
+      </w:pPr>
+      <w:r>
+        <w:rPr>
+          <w:color w:val="1F497D"/>
+          <w:sz w:val="20"/>
+        </w:rPr>
+        <w:t xml:space="preserve">  1. File → Preferences → Configure User Snippets → избираме езика (напр. csharp).</w:t>
+      </w:r>
+    </w:p>
+    <w:p>
+      <w:pPr>
+        <w:ind w:left="504"/>
+      </w:pPr>
+      <w:r>
+        <w:rPr>
+          <w:color w:val="1F497D"/>
+          <w:sz w:val="20"/>
+        </w:rPr>
+        <w:t xml:space="preserve">  2. Отваря се JSON файл — добавяме нов обект:</w:t>
+      </w:r>
+    </w:p>
+    <w:p>
+      <w:pPr>
+        <w:ind w:left="504"/>
+      </w:pPr>
+      <w:r>
+        <w:rPr>
+          <w:color w:val="1F497D"/>
+          <w:sz w:val="20"/>
+        </w:rPr>
+        <w:t xml:space="preserve">     "Моят клас": {</w:t>
+      </w:r>
+    </w:p>
+    <w:p>
+      <w:pPr>
+        <w:ind w:left="504"/>
+      </w:pPr>
+      <w:r>
+        <w:rPr>
+          <w:color w:val="1F497D"/>
+          <w:sz w:val="20"/>
+        </w:rPr>
+        <w:t xml:space="preserve">       "prefix": "myclass",</w:t>
+      </w:r>
+    </w:p>
+    <w:p>
+      <w:pPr>
+        <w:ind w:left="504"/>
+      </w:pPr>
+      <w:r>
+        <w:rPr>
+          <w:color w:val="1F497D"/>
+          <w:sz w:val="20"/>
+        </w:rPr>
+        <w:t xml:space="preserve">       "body": ["class ${1:ClassName}", "{", "\t$0", "}"],</w:t>
+      </w:r>
+    </w:p>
+    <w:p>
+      <w:pPr>
+        <w:ind w:left="504"/>
+      </w:pPr>
+      <w:r>
+        <w:rPr>
+          <w:color w:val="1F497D"/>
+          <w:sz w:val="20"/>
+        </w:rPr>
+        <w:t xml:space="preserve">       "description": "Генерира празен клас"</w:t>
+      </w:r>
+    </w:p>
+    <w:p>
+      <w:pPr>
+        <w:ind w:left="504"/>
+      </w:pPr>
+      <w:r>
+        <w:rPr>
+          <w:color w:val="1F497D"/>
+          <w:sz w:val="20"/>
+        </w:rPr>
+        <w:t xml:space="preserve">     }</w:t>
+      </w:r>
+    </w:p>
+    <w:p>
+      <w:pPr>
+        <w:ind w:left="504"/>
+      </w:pPr>
+      <w:r>
+        <w:rPr>
+          <w:color w:val="1F497D"/>
+          <w:sz w:val="20"/>
+        </w:rPr>
+        <w:t xml:space="preserve">  3. При писане на "myclass" + Tab → генерира шаблона.</w:t>
       </w:r>
     </w:p>
     <w:p/>
@@ -903,25 +1536,110 @@
         <w:rPr>
           <w:b/>
         </w:rPr>
-        <w:t xml:space="preserve">Въпрос 12 (5 т.) — Търсене и навигация: </w:t>
-      </w:r>
-      <w:r>
-        <w:t>Опишете разликата между "Find All References" и "Go to Definition". Кога използв...</w:t>
+        <w:t>Въпрос 12 (5 т.) — Търсене и навигация:</w:t>
       </w:r>
     </w:p>
     <w:p>
+      <w:pPr>
+        <w:ind w:left="288"/>
+      </w:pPr>
+      <w:r>
+        <w:t>Опишете разликата между "Find All References" и "Go to Definition". Кога използвате всяка?</w:t>
+      </w:r>
+    </w:p>
+    <w:p>
+      <w:pPr>
+        <w:ind w:left="288"/>
+      </w:pPr>
       <w:r>
         <w:rPr>
           <w:b/>
         </w:rPr>
-        <w:t xml:space="preserve">Очакван отговор: </w:t>
+        <w:t>Верен отговор:</w:t>
       </w:r>
+    </w:p>
+    <w:p>
+      <w:pPr>
+        <w:ind w:left="504"/>
+      </w:pPr>
       <w:r>
         <w:rPr>
-          <w:i/>
-          <w:color w:val="444444"/>
+          <w:color w:val="1F497D"/>
+          <w:sz w:val="20"/>
         </w:rPr>
-        <w:t>Виж учебните материали в секцията за тази тема.</w:t>
+        <w:t>Go to Definition (F12):</w:t>
+      </w:r>
+    </w:p>
+    <w:p>
+      <w:pPr>
+        <w:ind w:left="504"/>
+      </w:pPr>
+      <w:r>
+        <w:rPr>
+          <w:color w:val="1F497D"/>
+          <w:sz w:val="20"/>
+        </w:rPr>
+        <w:t xml:space="preserve">  • Навигира директно към ДЕКЛАРАЦИЯТА на символа (метод, клас, свойство).</w:t>
+      </w:r>
+    </w:p>
+    <w:p>
+      <w:pPr>
+        <w:ind w:left="504"/>
+      </w:pPr>
+      <w:r>
+        <w:rPr>
+          <w:color w:val="1F497D"/>
+          <w:sz w:val="20"/>
+        </w:rPr>
+        <w:t xml:space="preserve">  • Използва се когато искаме да видим как е имплементиран даден метод/клас.</w:t>
+      </w:r>
+    </w:p>
+    <w:p>
+      <w:pPr>
+        <w:ind w:left="504"/>
+      </w:pPr>
+      <w:r>
+        <w:rPr>
+          <w:color w:val="1F497D"/>
+          <w:sz w:val="20"/>
+        </w:rPr>
+        <w:t>Find All References (Shift+F12):</w:t>
+      </w:r>
+    </w:p>
+    <w:p>
+      <w:pPr>
+        <w:ind w:left="504"/>
+      </w:pPr>
+      <w:r>
+        <w:rPr>
+          <w:color w:val="1F497D"/>
+          <w:sz w:val="20"/>
+        </w:rPr>
+        <w:t xml:space="preserve">  • Показва ВСИЧКИ места в проекта, където символът се ИЗПОЛЗВА (извиква се).</w:t>
+      </w:r>
+    </w:p>
+    <w:p>
+      <w:pPr>
+        <w:ind w:left="504"/>
+      </w:pPr>
+      <w:r>
+        <w:rPr>
+          <w:color w:val="1F497D"/>
+          <w:sz w:val="20"/>
+        </w:rPr>
+        <w:t xml:space="preserve">  • Използва се преди преименуване, изтриване или рефакторинг — за да видим всички употреби.</w:t>
+      </w:r>
+    </w:p>
+    <w:p>
+      <w:pPr>
+        <w:ind w:left="504"/>
+      </w:pPr>
+      <w:r>
+        <w:rPr>
+          <w:color w:val="1F497D"/>
+          <w:sz w:val="20"/>
+        </w:rPr>
+        <w:t>Пример: преди изтриване на метод правим Find All References, за да проверим дали все още се ползва.</w:t>
       </w:r>
     </w:p>
     <w:p/>
@@ -930,25 +1648,110 @@
         <w:rPr>
           <w:b/>
         </w:rPr>
-        <w:t xml:space="preserve">Въпрос 13 (5 т.) — Управление на пакети: </w:t>
-      </w:r>
-      <w:r>
-        <w:t>Обяснете понятието "dependency conflict" при NuGet пакети. Как Visual Studio пом...</w:t>
+        <w:t>Въпрос 13 (5 т.) — Управление на пакети:</w:t>
       </w:r>
     </w:p>
     <w:p>
+      <w:pPr>
+        <w:ind w:left="288"/>
+      </w:pPr>
+      <w:r>
+        <w:t>Обяснете понятието "dependency conflict" при NuGet пакети. Как Visual Studio помага за решаването му?</w:t>
+      </w:r>
+    </w:p>
+    <w:p>
+      <w:pPr>
+        <w:ind w:left="288"/>
+      </w:pPr>
       <w:r>
         <w:rPr>
           <w:b/>
         </w:rPr>
-        <w:t xml:space="preserve">Очакван отговор: </w:t>
+        <w:t>Верен отговор:</w:t>
       </w:r>
+    </w:p>
+    <w:p>
+      <w:pPr>
+        <w:ind w:left="504"/>
+      </w:pPr>
       <w:r>
         <w:rPr>
-          <w:i/>
-          <w:color w:val="444444"/>
+          <w:color w:val="1F497D"/>
+          <w:sz w:val="20"/>
         </w:rPr>
-        <w:t>Виж учебните материали в секцията за тази тема.</w:t>
+        <w:t>Dependency conflict (конфликт на зависимости):</w:t>
+      </w:r>
+    </w:p>
+    <w:p>
+      <w:pPr>
+        <w:ind w:left="504"/>
+      </w:pPr>
+      <w:r>
+        <w:rPr>
+          <w:color w:val="1F497D"/>
+          <w:sz w:val="20"/>
+        </w:rPr>
+        <w:t xml:space="preserve">  • Възниква когато два пакета изискват различни версии на трети (общ) пакет.</w:t>
+      </w:r>
+    </w:p>
+    <w:p>
+      <w:pPr>
+        <w:ind w:left="504"/>
+      </w:pPr>
+      <w:r>
+        <w:rPr>
+          <w:color w:val="1F497D"/>
+          <w:sz w:val="20"/>
+        </w:rPr>
+        <w:t xml:space="preserve">  • Пример: PackageA изисква Newtonsoft.Json 13.0, PackageB изисква Newtonsoft.Json 12.0.</w:t>
+      </w:r>
+    </w:p>
+    <w:p>
+      <w:pPr>
+        <w:ind w:left="504"/>
+      </w:pPr>
+      <w:r>
+        <w:rPr>
+          <w:color w:val="1F497D"/>
+          <w:sz w:val="20"/>
+        </w:rPr>
+        <w:t>Как Visual Studio помага:</w:t>
+      </w:r>
+    </w:p>
+    <w:p>
+      <w:pPr>
+        <w:ind w:left="504"/>
+      </w:pPr>
+      <w:r>
+        <w:rPr>
+          <w:color w:val="1F497D"/>
+          <w:sz w:val="20"/>
+        </w:rPr>
+        <w:t xml:space="preserve">  • Error List показва предупреждения/грешки за несъвместими версии.</w:t>
+      </w:r>
+    </w:p>
+    <w:p>
+      <w:pPr>
+        <w:ind w:left="504"/>
+      </w:pPr>
+      <w:r>
+        <w:rPr>
+          <w:color w:val="1F497D"/>
+          <w:sz w:val="20"/>
+        </w:rPr>
+        <w:t xml:space="preserve">  • NuGet Package Manager визуализира версиите на всички инсталирани пакети.</w:t>
+      </w:r>
+    </w:p>
+    <w:p>
+      <w:pPr>
+        <w:ind w:left="504"/>
+      </w:pPr>
+      <w:r>
+        <w:rPr>
+          <w:color w:val="1F497D"/>
+          <w:sz w:val="20"/>
+        </w:rPr>
+        <w:t xml:space="preserve">  • Решение: ръчно задаване на версия в .csproj (Version="13.0.0") или upgrade/downgrade на единия пакет.</w:t>
       </w:r>
     </w:p>
     <w:p/>
@@ -957,25 +1760,206 @@
         <w:rPr>
           <w:b/>
         </w:rPr>
-        <w:t xml:space="preserve">Въпрос 14 (5 т.) — Библиотеки за БД: </w:t>
-      </w:r>
-      <w:r>
-        <w:t>Напишете примерен C# код за отваряне на SqlConnection и изпълнение на SELECT зая...</w:t>
+        <w:t>Въпрос 14 (5 т.) — Библиотеки за БД:</w:t>
       </w:r>
     </w:p>
     <w:p>
+      <w:pPr>
+        <w:ind w:left="288"/>
+      </w:pPr>
+      <w:r>
+        <w:t>Напишете примерен C# код за отваряне на SqlConnection и изпълнение на SELECT заявка.</w:t>
+      </w:r>
+    </w:p>
+    <w:p>
+      <w:pPr>
+        <w:ind w:left="288"/>
+      </w:pPr>
       <w:r>
         <w:rPr>
           <w:b/>
         </w:rPr>
-        <w:t xml:space="preserve">Очакван отговор: </w:t>
+        <w:t>Верен отговор:</w:t>
       </w:r>
+    </w:p>
+    <w:p>
+      <w:pPr>
+        <w:ind w:left="504"/>
+      </w:pPr>
       <w:r>
         <w:rPr>
-          <w:i/>
-          <w:color w:val="444444"/>
+          <w:color w:val="1F497D"/>
+          <w:sz w:val="20"/>
         </w:rPr>
-        <w:t>Виж учебните материали в секцията за тази тема.</w:t>
+        <w:t>Примерен код:</w:t>
+      </w:r>
+    </w:p>
+    <w:p>
+      <w:pPr>
+        <w:ind w:left="504"/>
+      </w:pPr>
+      <w:r>
+        <w:rPr>
+          <w:color w:val="1F497D"/>
+          <w:sz w:val="20"/>
+        </w:rPr>
+        <w:t xml:space="preserve">  string connStr = "Server=.;Database=MyDb;Integrated Security=True;";</w:t>
+      </w:r>
+    </w:p>
+    <w:p>
+      <w:pPr>
+        <w:ind w:left="504"/>
+      </w:pPr>
+      <w:r>
+        <w:rPr>
+          <w:color w:val="1F497D"/>
+          <w:sz w:val="20"/>
+        </w:rPr>
+        <w:t xml:space="preserve">  using (var conn = new SqlConnection(connStr))</w:t>
+      </w:r>
+    </w:p>
+    <w:p>
+      <w:pPr>
+        <w:ind w:left="504"/>
+      </w:pPr>
+      <w:r>
+        <w:rPr>
+          <w:color w:val="1F497D"/>
+          <w:sz w:val="20"/>
+        </w:rPr>
+        <w:t xml:space="preserve">  {</w:t>
+      </w:r>
+    </w:p>
+    <w:p>
+      <w:pPr>
+        <w:ind w:left="504"/>
+      </w:pPr>
+      <w:r>
+        <w:rPr>
+          <w:color w:val="1F497D"/>
+          <w:sz w:val="20"/>
+        </w:rPr>
+        <w:t xml:space="preserve">      conn.Open();</w:t>
+      </w:r>
+    </w:p>
+    <w:p>
+      <w:pPr>
+        <w:ind w:left="504"/>
+      </w:pPr>
+      <w:r>
+        <w:rPr>
+          <w:color w:val="1F497D"/>
+          <w:sz w:val="20"/>
+        </w:rPr>
+        <w:t xml:space="preserve">      var cmd = new SqlCommand(</w:t>
+      </w:r>
+    </w:p>
+    <w:p>
+      <w:pPr>
+        <w:ind w:left="504"/>
+      </w:pPr>
+      <w:r>
+        <w:rPr>
+          <w:color w:val="1F497D"/>
+          <w:sz w:val="20"/>
+        </w:rPr>
+        <w:t xml:space="preserve">          "SELECT Id, Name FROM Users WHERE Id = @id", conn);</w:t>
+      </w:r>
+    </w:p>
+    <w:p>
+      <w:pPr>
+        <w:ind w:left="504"/>
+      </w:pPr>
+      <w:r>
+        <w:rPr>
+          <w:color w:val="1F497D"/>
+          <w:sz w:val="20"/>
+        </w:rPr>
+        <w:t xml:space="preserve">      cmd.Parameters.AddWithValue("@id", 1);</w:t>
+      </w:r>
+    </w:p>
+    <w:p>
+      <w:pPr>
+        <w:ind w:left="504"/>
+      </w:pPr>
+      <w:r>
+        <w:rPr>
+          <w:color w:val="1F497D"/>
+          <w:sz w:val="20"/>
+        </w:rPr>
+        <w:t xml:space="preserve">      using (var reader = cmd.ExecuteReader())</w:t>
+      </w:r>
+    </w:p>
+    <w:p>
+      <w:pPr>
+        <w:ind w:left="504"/>
+      </w:pPr>
+      <w:r>
+        <w:rPr>
+          <w:color w:val="1F497D"/>
+          <w:sz w:val="20"/>
+        </w:rPr>
+        <w:t xml:space="preserve">      {</w:t>
+      </w:r>
+    </w:p>
+    <w:p>
+      <w:pPr>
+        <w:ind w:left="504"/>
+      </w:pPr>
+      <w:r>
+        <w:rPr>
+          <w:color w:val="1F497D"/>
+          <w:sz w:val="20"/>
+        </w:rPr>
+        <w:t xml:space="preserve">          while (reader.Read())</w:t>
+      </w:r>
+    </w:p>
+    <w:p>
+      <w:pPr>
+        <w:ind w:left="504"/>
+      </w:pPr>
+      <w:r>
+        <w:rPr>
+          <w:color w:val="1F497D"/>
+          <w:sz w:val="20"/>
+        </w:rPr>
+        <w:t xml:space="preserve">              Console.WriteLine($"{reader["Id"]} - {reader["Name"]}");</w:t>
+      </w:r>
+    </w:p>
+    <w:p>
+      <w:pPr>
+        <w:ind w:left="504"/>
+      </w:pPr>
+      <w:r>
+        <w:rPr>
+          <w:color w:val="1F497D"/>
+          <w:sz w:val="20"/>
+        </w:rPr>
+        <w:t xml:space="preserve">      }</w:t>
+      </w:r>
+    </w:p>
+    <w:p>
+      <w:pPr>
+        <w:ind w:left="504"/>
+      </w:pPr>
+      <w:r>
+        <w:rPr>
+          <w:color w:val="1F497D"/>
+          <w:sz w:val="20"/>
+        </w:rPr>
+        <w:t xml:space="preserve">  }</w:t>
+      </w:r>
+    </w:p>
+    <w:p>
+      <w:pPr>
+        <w:ind w:left="504"/>
+      </w:pPr>
+      <w:r>
+        <w:rPr>
+          <w:color w:val="1F497D"/>
+          <w:sz w:val="20"/>
+        </w:rPr>
+        <w:t>Важно: using гарантира затваряне на връзката; SqlParameter предпазва от SQL инжекция.</w:t>
       </w:r>
     </w:p>
     <w:p/>
@@ -1010,7 +1994,7 @@
     </w:p>
     <w:p>
       <w:r>
-        <w:t>Част I — Тестови въпроси (всеки по 2 точки = 18 т.)</w:t>
+        <w:t>Част I — Тестови въпроси (по 2 т. = 18 т.)</w:t>
       </w:r>
     </w:p>
     <w:tbl>
@@ -1329,30 +2313,152 @@
         <w:t>Част II — Разгърнати въпроси (25 т.):</w:t>
       </w:r>
     </w:p>
+    <w:p/>
     <w:p>
       <w:r>
         <w:rPr>
           <w:b/>
         </w:rPr>
-        <w:t xml:space="preserve">Въпрос 10 (6 т.) — Сорс-контрол: </w:t>
+        <w:t>Въпрос 10 (6 т.) — Сорс-контрол:</w:t>
       </w:r>
+    </w:p>
+    <w:p>
+      <w:pPr>
+        <w:ind w:left="288"/>
+      </w:pPr>
       <w:r>
         <w:t>Обяснете какво е git branch и защо се използва при работа в екип. Дайте пример.</w:t>
       </w:r>
     </w:p>
     <w:p>
+      <w:pPr>
+        <w:ind w:left="288"/>
+      </w:pPr>
       <w:r>
         <w:rPr>
           <w:b/>
         </w:rPr>
-        <w:t xml:space="preserve">Очакван отговор: </w:t>
+        <w:t>Верен отговор:</w:t>
       </w:r>
+    </w:p>
+    <w:p>
+      <w:pPr>
+        <w:ind w:left="504"/>
+      </w:pPr>
       <w:r>
         <w:rPr>
-          <w:i/>
-          <w:color w:val="444444"/>
+          <w:color w:val="1F497D"/>
+          <w:sz w:val="20"/>
         </w:rPr>
-        <w:t>Виж учебните материали в секцията за тази тема.</w:t>
+        <w:t>Git branch (клон) е независима линия на развитие в хранилището.</w:t>
+      </w:r>
+    </w:p>
+    <w:p>
+      <w:pPr>
+        <w:ind w:left="504"/>
+      </w:pPr>
+      <w:r>
+        <w:rPr>
+          <w:color w:val="1F497D"/>
+          <w:sz w:val="20"/>
+        </w:rPr>
+        <w:t>Защо се използва при екипна работа:</w:t>
+      </w:r>
+    </w:p>
+    <w:p>
+      <w:pPr>
+        <w:ind w:left="504"/>
+      </w:pPr>
+      <w:r>
+        <w:rPr>
+          <w:color w:val="1F497D"/>
+          <w:sz w:val="20"/>
+        </w:rPr>
+        <w:t xml:space="preserve">  • Всеки разработчик работи в собствен branch без да пречи на другите.</w:t>
+      </w:r>
+    </w:p>
+    <w:p>
+      <w:pPr>
+        <w:ind w:left="504"/>
+      </w:pPr>
+      <w:r>
+        <w:rPr>
+          <w:color w:val="1F497D"/>
+          <w:sz w:val="20"/>
+        </w:rPr>
+        <w:t xml:space="preserve">  • main/master branch остава стабилен — нови функции се разработват в отделни branches.</w:t>
+      </w:r>
+    </w:p>
+    <w:p>
+      <w:pPr>
+        <w:ind w:left="504"/>
+      </w:pPr>
+      <w:r>
+        <w:rPr>
+          <w:color w:val="1F497D"/>
+          <w:sz w:val="20"/>
+        </w:rPr>
+        <w:t xml:space="preserve">  • Позволява паралелна работа по различни задачи.</w:t>
+      </w:r>
+    </w:p>
+    <w:p>
+      <w:pPr>
+        <w:ind w:left="504"/>
+      </w:pPr>
+      <w:r>
+        <w:rPr>
+          <w:color w:val="1F497D"/>
+          <w:sz w:val="20"/>
+        </w:rPr>
+        <w:t xml:space="preserve">  • Лесно се преглеждат и одобряват промени чрез Pull Request преди сливане в main.</w:t>
+      </w:r>
+    </w:p>
+    <w:p>
+      <w:pPr>
+        <w:ind w:left="504"/>
+      </w:pPr>
+      <w:r>
+        <w:rPr>
+          <w:color w:val="1F497D"/>
+          <w:sz w:val="20"/>
+        </w:rPr>
+        <w:t>Пример:</w:t>
+      </w:r>
+    </w:p>
+    <w:p>
+      <w:pPr>
+        <w:ind w:left="504"/>
+      </w:pPr>
+      <w:r>
+        <w:rPr>
+          <w:color w:val="1F497D"/>
+          <w:sz w:val="20"/>
+        </w:rPr>
+        <w:t xml:space="preserve">  git checkout -b feature/login  → създава нов branch "feature/login"</w:t>
+      </w:r>
+    </w:p>
+    <w:p>
+      <w:pPr>
+        <w:ind w:left="504"/>
+      </w:pPr>
+      <w:r>
+        <w:rPr>
+          <w:color w:val="1F497D"/>
+          <w:sz w:val="20"/>
+        </w:rPr>
+        <w:t xml:space="preserve">  (разработка на login функционалността)</w:t>
+      </w:r>
+    </w:p>
+    <w:p>
+      <w:pPr>
+        <w:ind w:left="504"/>
+      </w:pPr>
+      <w:r>
+        <w:rPr>
+          <w:color w:val="1F497D"/>
+          <w:sz w:val="20"/>
+        </w:rPr>
+        <w:t xml:space="preserve">  git merge feature/login         → слива промените в main след преглед</w:t>
       </w:r>
     </w:p>
     <w:p/>
@@ -1361,25 +2467,98 @@
         <w:rPr>
           <w:b/>
         </w:rPr>
-        <w:t xml:space="preserve">Въпрос 11 (5 т.) — Техники IDE: </w:t>
-      </w:r>
-      <w:r>
-        <w:t>Какво е рефакторинг? Дайте два примера за автоматичен рефакторинг в Visual Studi...</w:t>
+        <w:t>Въпрос 11 (5 т.) — Техники IDE:</w:t>
       </w:r>
     </w:p>
     <w:p>
+      <w:pPr>
+        <w:ind w:left="288"/>
+      </w:pPr>
+      <w:r>
+        <w:t>Какво е рефакторинг? Дайте два примера за автоматичен рефакторинг в Visual Studio.</w:t>
+      </w:r>
+    </w:p>
+    <w:p>
+      <w:pPr>
+        <w:ind w:left="288"/>
+      </w:pPr>
       <w:r>
         <w:rPr>
           <w:b/>
         </w:rPr>
-        <w:t xml:space="preserve">Очакван отговор: </w:t>
+        <w:t>Верен отговор:</w:t>
       </w:r>
+    </w:p>
+    <w:p>
+      <w:pPr>
+        <w:ind w:left="504"/>
+      </w:pPr>
       <w:r>
         <w:rPr>
-          <w:i/>
-          <w:color w:val="444444"/>
+          <w:color w:val="1F497D"/>
+          <w:sz w:val="20"/>
         </w:rPr>
-        <w:t>Виж учебните материали в секцията за тази тема.</w:t>
+        <w:t>Рефакторинг е процес на подобряване на структурата на кода БЕЗ промяна на поведението му.</w:t>
+      </w:r>
+    </w:p>
+    <w:p>
+      <w:pPr>
+        <w:ind w:left="504"/>
+      </w:pPr>
+      <w:r>
+        <w:rPr>
+          <w:color w:val="1F497D"/>
+          <w:sz w:val="20"/>
+        </w:rPr>
+        <w:t>Цел: кодът да стане по-четим, поддържаем и разширяем.</w:t>
+      </w:r>
+    </w:p>
+    <w:p>
+      <w:pPr>
+        <w:ind w:left="504"/>
+      </w:pPr>
+      <w:r>
+        <w:rPr>
+          <w:color w:val="1F497D"/>
+          <w:sz w:val="20"/>
+        </w:rPr>
+        <w:t>Два примера в Visual Studio:</w:t>
+      </w:r>
+    </w:p>
+    <w:p>
+      <w:pPr>
+        <w:ind w:left="504"/>
+      </w:pPr>
+      <w:r>
+        <w:rPr>
+          <w:color w:val="1F497D"/>
+          <w:sz w:val="20"/>
+        </w:rPr>
+        <w:t xml:space="preserve">  1. Rename (Ctrl+R, Ctrl+R) — преименува метод/клас/променлива навсякъде в проекта автоматично.</w:t>
+      </w:r>
+    </w:p>
+    <w:p>
+      <w:pPr>
+        <w:ind w:left="504"/>
+      </w:pPr>
+      <w:r>
+        <w:rPr>
+          <w:color w:val="1F497D"/>
+          <w:sz w:val="20"/>
+        </w:rPr>
+        <w:t xml:space="preserve">  2. Extract Method — маркираме блок код → Ctrl+. → "Extract Method" → създава нов метод.</w:t>
+      </w:r>
+    </w:p>
+    <w:p>
+      <w:pPr>
+        <w:ind w:left="504"/>
+      </w:pPr>
+      <w:r>
+        <w:rPr>
+          <w:color w:val="1F497D"/>
+          <w:sz w:val="20"/>
+        </w:rPr>
+        <w:t xml:space="preserve">  (Допустимо и: "Extract Interface", "Move to new file", "Inline variable")</w:t>
       </w:r>
     </w:p>
     <w:p/>
@@ -1388,25 +2567,122 @@
         <w:rPr>
           <w:b/>
         </w:rPr>
-        <w:t xml:space="preserve">Въпрос 12 (5 т.) — Управление на пакети: </w:t>
-      </w:r>
-      <w:r>
-        <w:t>Каква е разликата между NuGet пакет и ръчно добавена .dll референция? Кога предп...</w:t>
+        <w:t>Въпрос 12 (5 т.) — Управление на пакети:</w:t>
       </w:r>
     </w:p>
     <w:p>
+      <w:pPr>
+        <w:ind w:left="288"/>
+      </w:pPr>
+      <w:r>
+        <w:t>Каква е разликата между NuGet пакет и ръчно добавена .dll референция? Кога предпочитате всеки вариант?</w:t>
+      </w:r>
+    </w:p>
+    <w:p>
+      <w:pPr>
+        <w:ind w:left="288"/>
+      </w:pPr>
       <w:r>
         <w:rPr>
           <w:b/>
         </w:rPr>
-        <w:t xml:space="preserve">Очакван отговор: </w:t>
+        <w:t>Верен отговор:</w:t>
       </w:r>
+    </w:p>
+    <w:p>
+      <w:pPr>
+        <w:ind w:left="504"/>
+      </w:pPr>
       <w:r>
         <w:rPr>
-          <w:i/>
-          <w:color w:val="444444"/>
+          <w:color w:val="1F497D"/>
+          <w:sz w:val="20"/>
         </w:rPr>
-        <w:t>Виж учебните материали в секцията за тази тема.</w:t>
+        <w:t>NuGet пакет:</w:t>
+      </w:r>
+    </w:p>
+    <w:p>
+      <w:pPr>
+        <w:ind w:left="504"/>
+      </w:pPr>
+      <w:r>
+        <w:rPr>
+          <w:color w:val="1F497D"/>
+          <w:sz w:val="20"/>
+        </w:rPr>
+        <w:t xml:space="preserve">  • Централизиран мениджмент на версии — лесно надграждане с Update-Package.</w:t>
+      </w:r>
+    </w:p>
+    <w:p>
+      <w:pPr>
+        <w:ind w:left="504"/>
+      </w:pPr>
+      <w:r>
+        <w:rPr>
+          <w:color w:val="1F497D"/>
+          <w:sz w:val="20"/>
+        </w:rPr>
+        <w:t xml:space="preserve">  • Автоматично разрешаване на зависимости (transitive dependencies).</w:t>
+      </w:r>
+    </w:p>
+    <w:p>
+      <w:pPr>
+        <w:ind w:left="504"/>
+      </w:pPr>
+      <w:r>
+        <w:rPr>
+          <w:color w:val="1F497D"/>
+          <w:sz w:val="20"/>
+        </w:rPr>
+        <w:t xml:space="preserve">  • Препоръчителен подход за публични библиотеки (Newtonsoft.Json, EF Core и др.).</w:t>
+      </w:r>
+    </w:p>
+    <w:p>
+      <w:pPr>
+        <w:ind w:left="504"/>
+      </w:pPr>
+      <w:r>
+        <w:rPr>
+          <w:color w:val="1F497D"/>
+          <w:sz w:val="20"/>
+        </w:rPr>
+        <w:t>Ръчна .dll референция:</w:t>
+      </w:r>
+    </w:p>
+    <w:p>
+      <w:pPr>
+        <w:ind w:left="504"/>
+      </w:pPr>
+      <w:r>
+        <w:rPr>
+          <w:color w:val="1F497D"/>
+          <w:sz w:val="20"/>
+        </w:rPr>
+        <w:t xml:space="preserve">  • Подходяща за вътрешни фирмени библиотеки, които не са публикувани в NuGet.</w:t>
+      </w:r>
+    </w:p>
+    <w:p>
+      <w:pPr>
+        <w:ind w:left="504"/>
+      </w:pPr>
+      <w:r>
+        <w:rPr>
+          <w:color w:val="1F497D"/>
+          <w:sz w:val="20"/>
+        </w:rPr>
+        <w:t xml:space="preserve">  • По-трудно управление на версии — .dll трябва да се копира ръчно при обновяване.</w:t>
+      </w:r>
+    </w:p>
+    <w:p>
+      <w:pPr>
+        <w:ind w:left="504"/>
+      </w:pPr>
+      <w:r>
+        <w:rPr>
+          <w:color w:val="1F497D"/>
+          <w:sz w:val="20"/>
+        </w:rPr>
+        <w:t xml:space="preserve">  • Добавя се чрез Add Reference → Browse → избираме .dll файла.</w:t>
       </w:r>
     </w:p>
     <w:p/>
@@ -1415,25 +2691,122 @@
         <w:rPr>
           <w:b/>
         </w:rPr>
-        <w:t xml:space="preserve">Въпрос 13 (5 т.) — Библиотеки за БД: </w:t>
-      </w:r>
-      <w:r>
-        <w:t>Обяснете какво е ORM и посочете предимствата му пред директното писане на SQL в ...</w:t>
+        <w:t>Въпрос 13 (5 т.) — Библиотеки за БД:</w:t>
       </w:r>
     </w:p>
     <w:p>
+      <w:pPr>
+        <w:ind w:left="288"/>
+      </w:pPr>
+      <w:r>
+        <w:t>Обяснете какво е ORM и посочете предимствата му пред директното писане на SQL в кода.</w:t>
+      </w:r>
+    </w:p>
+    <w:p>
+      <w:pPr>
+        <w:ind w:left="288"/>
+      </w:pPr>
       <w:r>
         <w:rPr>
           <w:b/>
         </w:rPr>
-        <w:t xml:space="preserve">Очакван отговор: </w:t>
+        <w:t>Верен отговор:</w:t>
       </w:r>
+    </w:p>
+    <w:p>
+      <w:pPr>
+        <w:ind w:left="504"/>
+      </w:pPr>
       <w:r>
         <w:rPr>
-          <w:i/>
-          <w:color w:val="444444"/>
+          <w:color w:val="1F497D"/>
+          <w:sz w:val="20"/>
         </w:rPr>
-        <w:t>Виж учебните материали в секцията за тази тема.</w:t>
+        <w:t>ORM (Object-Relational Mapper) е слой, който преобразува C# класове (обекти) в таблици в релационна БД.</w:t>
+      </w:r>
+    </w:p>
+    <w:p>
+      <w:pPr>
+        <w:ind w:left="504"/>
+      </w:pPr>
+      <w:r>
+        <w:rPr>
+          <w:color w:val="1F497D"/>
+          <w:sz w:val="20"/>
+        </w:rPr>
+        <w:t>В .NET: Entity Framework Core.</w:t>
+      </w:r>
+    </w:p>
+    <w:p>
+      <w:pPr>
+        <w:ind w:left="504"/>
+      </w:pPr>
+      <w:r>
+        <w:rPr>
+          <w:color w:val="1F497D"/>
+          <w:sz w:val="20"/>
+        </w:rPr>
+        <w:t>Предимства пред директен SQL:</w:t>
+      </w:r>
+    </w:p>
+    <w:p>
+      <w:pPr>
+        <w:ind w:left="504"/>
+      </w:pPr>
+      <w:r>
+        <w:rPr>
+          <w:color w:val="1F497D"/>
+          <w:sz w:val="20"/>
+        </w:rPr>
+        <w:t xml:space="preserve">  1. Пишем C# LINQ заявки вместо SQL низове — по-малко грешки.</w:t>
+      </w:r>
+    </w:p>
+    <w:p>
+      <w:pPr>
+        <w:ind w:left="504"/>
+      </w:pPr>
+      <w:r>
+        <w:rPr>
+          <w:color w:val="1F497D"/>
+          <w:sz w:val="20"/>
+        </w:rPr>
+        <w:t xml:space="preserve">  2. Промяна на БД (напр. от SQL Server към SQLite) с минимални промени в кода.</w:t>
+      </w:r>
+    </w:p>
+    <w:p>
+      <w:pPr>
+        <w:ind w:left="504"/>
+      </w:pPr>
+      <w:r>
+        <w:rPr>
+          <w:color w:val="1F497D"/>
+          <w:sz w:val="20"/>
+        </w:rPr>
+        <w:t xml:space="preserve">  3. Change Tracking — EF следи промените в обектите и генерира UPDATE автоматично.</w:t>
+      </w:r>
+    </w:p>
+    <w:p>
+      <w:pPr>
+        <w:ind w:left="504"/>
+      </w:pPr>
+      <w:r>
+        <w:rPr>
+          <w:color w:val="1F497D"/>
+          <w:sz w:val="20"/>
+        </w:rPr>
+        <w:t xml:space="preserve">  4. Миграции — промени в модела се прилагат към схемата на БД автоматично.</w:t>
+      </w:r>
+    </w:p>
+    <w:p>
+      <w:pPr>
+        <w:ind w:left="504"/>
+      </w:pPr>
+      <w:r>
+        <w:rPr>
+          <w:color w:val="1F497D"/>
+          <w:sz w:val="20"/>
+        </w:rPr>
+        <w:t xml:space="preserve">  5. Защита от SQL инжекция — заявките се параметризират автоматично.</w:t>
       </w:r>
     </w:p>
     <w:p/>
@@ -1442,25 +2815,122 @@
         <w:rPr>
           <w:b/>
         </w:rPr>
-        <w:t xml:space="preserve">Въпрос 14 (4 т.) — Конфигуриране на БД: </w:t>
-      </w:r>
-      <w:r>
-        <w:t>Защо е лоша практика да се запазват username и password за БД директно в сорс ко...</w:t>
+        <w:t>Въпрос 14 (4 т.) — Конфигуриране на БД:</w:t>
       </w:r>
     </w:p>
     <w:p>
+      <w:pPr>
+        <w:ind w:left="288"/>
+      </w:pPr>
+      <w:r>
+        <w:t>Защо е лоша практика да се запазват username и password за БД директно в сорс кода? Как трябва да се съхраняват?</w:t>
+      </w:r>
+    </w:p>
+    <w:p>
+      <w:pPr>
+        <w:ind w:left="288"/>
+      </w:pPr>
       <w:r>
         <w:rPr>
           <w:b/>
         </w:rPr>
-        <w:t xml:space="preserve">Очакван отговор: </w:t>
+        <w:t>Верен отговор:</w:t>
       </w:r>
+    </w:p>
+    <w:p>
+      <w:pPr>
+        <w:ind w:left="504"/>
+      </w:pPr>
       <w:r>
         <w:rPr>
-          <w:i/>
-          <w:color w:val="444444"/>
+          <w:color w:val="1F497D"/>
+          <w:sz w:val="20"/>
         </w:rPr>
-        <w:t>Виж учебните материали в секцията за тази тема.</w:t>
+        <w:t>Защо е лошо (hardcoding на credentials):</w:t>
+      </w:r>
+    </w:p>
+    <w:p>
+      <w:pPr>
+        <w:ind w:left="504"/>
+      </w:pPr>
+      <w:r>
+        <w:rPr>
+          <w:color w:val="1F497D"/>
+          <w:sz w:val="20"/>
+        </w:rPr>
+        <w:t xml:space="preserve">  • Сорс кодът се качва в GitHub/GitLab — паролата става публично видима.</w:t>
+      </w:r>
+    </w:p>
+    <w:p>
+      <w:pPr>
+        <w:ind w:left="504"/>
+      </w:pPr>
+      <w:r>
+        <w:rPr>
+          <w:color w:val="1F497D"/>
+          <w:sz w:val="20"/>
+        </w:rPr>
+        <w:t xml:space="preserve">  • При смяна на паролата трябва да се промени и компилира целият проект.</w:t>
+      </w:r>
+    </w:p>
+    <w:p>
+      <w:pPr>
+        <w:ind w:left="504"/>
+      </w:pPr>
+      <w:r>
+        <w:rPr>
+          <w:color w:val="1F497D"/>
+          <w:sz w:val="20"/>
+        </w:rPr>
+        <w:t xml:space="preserve">  • Невъзможно е да се имат различни настройки за development и production.</w:t>
+      </w:r>
+    </w:p>
+    <w:p>
+      <w:pPr>
+        <w:ind w:left="504"/>
+      </w:pPr>
+      <w:r>
+        <w:rPr>
+          <w:color w:val="1F497D"/>
+          <w:sz w:val="20"/>
+        </w:rPr>
+        <w:t>Как трябва да се съхраняват:</w:t>
+      </w:r>
+    </w:p>
+    <w:p>
+      <w:pPr>
+        <w:ind w:left="504"/>
+      </w:pPr>
+      <w:r>
+        <w:rPr>
+          <w:color w:val="1F497D"/>
+          <w:sz w:val="20"/>
+        </w:rPr>
+        <w:t xml:space="preserve">  • В appsettings.json (извън version control) или в Environment Variables.</w:t>
+      </w:r>
+    </w:p>
+    <w:p>
+      <w:pPr>
+        <w:ind w:left="504"/>
+      </w:pPr>
+      <w:r>
+        <w:rPr>
+          <w:color w:val="1F497D"/>
+          <w:sz w:val="20"/>
+        </w:rPr>
+        <w:t xml:space="preserve">  • appsettings.Development.json се добавя в .gitignore.</w:t>
+      </w:r>
+    </w:p>
+    <w:p>
+      <w:pPr>
+        <w:ind w:left="504"/>
+      </w:pPr>
+      <w:r>
+        <w:rPr>
+          <w:color w:val="1F497D"/>
+          <w:sz w:val="20"/>
+        </w:rPr>
+        <w:t xml:space="preserve">  • В продукционна среда: Azure Key Vault, AWS Secrets Manager или environment variables.</w:t>
       </w:r>
     </w:p>
     <w:p/>
@@ -1495,7 +2965,7 @@
     </w:p>
     <w:p>
       <w:r>
-        <w:t>Част I — Тестови въпроси (всеки по 2 точки = 18 т.)</w:t>
+        <w:t>Част I — Тестови въпроси (по 2 т. = 18 т.)</w:t>
       </w:r>
     </w:p>
     <w:tbl>
@@ -1814,30 +3284,140 @@
         <w:t>Част II — Разгърнати въпроси (25 т.):</w:t>
       </w:r>
     </w:p>
+    <w:p/>
     <w:p>
       <w:r>
         <w:rPr>
           <w:b/>
         </w:rPr>
-        <w:t xml:space="preserve">Въпрос 10 (5 т.) — IDE vs текстов редактор: </w:t>
-      </w:r>
-      <w:r>
-        <w:t>Обяснете понятието "IntelliSense" — какво включва и защо е важно при разработкат...</w:t>
+        <w:t>Въпрос 10 (5 т.) — IDE vs текстов редактор:</w:t>
       </w:r>
     </w:p>
     <w:p>
+      <w:pPr>
+        <w:ind w:left="288"/>
+      </w:pPr>
+      <w:r>
+        <w:t>Обяснете понятието "IntelliSense" — какво включва и защо е важно при разработката?</w:t>
+      </w:r>
+    </w:p>
+    <w:p>
+      <w:pPr>
+        <w:ind w:left="288"/>
+      </w:pPr>
       <w:r>
         <w:rPr>
           <w:b/>
         </w:rPr>
-        <w:t xml:space="preserve">Очакван отговор: </w:t>
+        <w:t>Верен отговор:</w:t>
       </w:r>
+    </w:p>
+    <w:p>
+      <w:pPr>
+        <w:ind w:left="504"/>
+      </w:pPr>
       <w:r>
         <w:rPr>
-          <w:i/>
-          <w:color w:val="444444"/>
+          <w:color w:val="1F497D"/>
+          <w:sz w:val="20"/>
         </w:rPr>
-        <w:t>Виж учебните материали в секцията за тази тема.</w:t>
+        <w:t>IntelliSense е функционалност в IDE за интелигентно автодовършване и подсказки по време на писане на код.</w:t>
+      </w:r>
+    </w:p>
+    <w:p>
+      <w:pPr>
+        <w:ind w:left="504"/>
+      </w:pPr>
+      <w:r>
+        <w:rPr>
+          <w:color w:val="1F497D"/>
+          <w:sz w:val="20"/>
+        </w:rPr>
+        <w:t>Включва:</w:t>
+      </w:r>
+    </w:p>
+    <w:p>
+      <w:pPr>
+        <w:ind w:left="504"/>
+      </w:pPr>
+      <w:r>
+        <w:rPr>
+          <w:color w:val="1F497D"/>
+          <w:sz w:val="20"/>
+        </w:rPr>
+        <w:t xml:space="preserve">  1. Автодовършване — предлага имена на методи, свойства, класове и ключови думи.</w:t>
+      </w:r>
+    </w:p>
+    <w:p>
+      <w:pPr>
+        <w:ind w:left="504"/>
+      </w:pPr>
+      <w:r>
+        <w:rPr>
+          <w:color w:val="1F497D"/>
+          <w:sz w:val="20"/>
+        </w:rPr>
+        <w:t xml:space="preserve">  2. Parameter Info — показва сигнатурата на метода и описанията на параметрите.</w:t>
+      </w:r>
+    </w:p>
+    <w:p>
+      <w:pPr>
+        <w:ind w:left="504"/>
+      </w:pPr>
+      <w:r>
+        <w:rPr>
+          <w:color w:val="1F497D"/>
+          <w:sz w:val="20"/>
+        </w:rPr>
+        <w:t xml:space="preserve">  3. Quick Info — tooltip с типа и документацията на символ при задържане на мишката.</w:t>
+      </w:r>
+    </w:p>
+    <w:p>
+      <w:pPr>
+        <w:ind w:left="504"/>
+      </w:pPr>
+      <w:r>
+        <w:rPr>
+          <w:color w:val="1F497D"/>
+          <w:sz w:val="20"/>
+        </w:rPr>
+        <w:t xml:space="preserve">  4. Error Squiggles — маркира грешки в реално време (червени/жълти вълнички).</w:t>
+      </w:r>
+    </w:p>
+    <w:p>
+      <w:pPr>
+        <w:ind w:left="504"/>
+      </w:pPr>
+      <w:r>
+        <w:rPr>
+          <w:color w:val="1F497D"/>
+          <w:sz w:val="20"/>
+        </w:rPr>
+        <w:t>Защо е важно:</w:t>
+      </w:r>
+    </w:p>
+    <w:p>
+      <w:pPr>
+        <w:ind w:left="504"/>
+      </w:pPr>
+      <w:r>
+        <w:rPr>
+          <w:color w:val="1F497D"/>
+          <w:sz w:val="20"/>
+        </w:rPr>
+        <w:t xml:space="preserve">  • Намалява грешките при писане и ускорява разработката.</w:t>
+      </w:r>
+    </w:p>
+    <w:p>
+      <w:pPr>
+        <w:ind w:left="504"/>
+      </w:pPr>
+      <w:r>
+        <w:rPr>
+          <w:color w:val="1F497D"/>
+          <w:sz w:val="20"/>
+        </w:rPr>
+        <w:t xml:space="preserve">  • Улеснява опознаването на нов API — не е нужно постоянно да се отваря документация.</w:t>
       </w:r>
     </w:p>
     <w:p/>
@@ -1846,25 +3426,170 @@
         <w:rPr>
           <w:b/>
         </w:rPr>
-        <w:t xml:space="preserve">Въпрос 11 (6 т.) — Сорс-контрол: </w:t>
+        <w:t>Въпрос 11 (6 т.) — Сорс-контрол:</w:t>
       </w:r>
+    </w:p>
+    <w:p>
+      <w:pPr>
+        <w:ind w:left="288"/>
+      </w:pPr>
       <w:r>
         <w:t>Опишете git работния процес: add → commit → push. Какво прави всяка стъпка?</w:t>
       </w:r>
     </w:p>
     <w:p>
+      <w:pPr>
+        <w:ind w:left="288"/>
+      </w:pPr>
       <w:r>
         <w:rPr>
           <w:b/>
         </w:rPr>
-        <w:t xml:space="preserve">Очакван отговор: </w:t>
+        <w:t>Верен отговор:</w:t>
       </w:r>
+    </w:p>
+    <w:p>
+      <w:pPr>
+        <w:ind w:left="504"/>
+      </w:pPr>
       <w:r>
         <w:rPr>
-          <w:i/>
-          <w:color w:val="444444"/>
+          <w:color w:val="1F497D"/>
+          <w:sz w:val="20"/>
         </w:rPr>
-        <w:t>Виж учебните материали в секцията за тази тема.</w:t>
+        <w:t>git add (staging):</w:t>
+      </w:r>
+    </w:p>
+    <w:p>
+      <w:pPr>
+        <w:ind w:left="504"/>
+      </w:pPr>
+      <w:r>
+        <w:rPr>
+          <w:color w:val="1F497D"/>
+          <w:sz w:val="20"/>
+        </w:rPr>
+        <w:t xml:space="preserve">  • Добавя избрани файлове в "staging area" (индекс).</w:t>
+      </w:r>
+    </w:p>
+    <w:p>
+      <w:pPr>
+        <w:ind w:left="504"/>
+      </w:pPr>
+      <w:r>
+        <w:rPr>
+          <w:color w:val="1F497D"/>
+          <w:sz w:val="20"/>
+        </w:rPr>
+        <w:t xml:space="preserve">  • Позволява да изберем точно кои промени ще влязат в следващия commit.</w:t>
+      </w:r>
+    </w:p>
+    <w:p>
+      <w:pPr>
+        <w:ind w:left="504"/>
+      </w:pPr>
+      <w:r>
+        <w:rPr>
+          <w:color w:val="1F497D"/>
+          <w:sz w:val="20"/>
+        </w:rPr>
+        <w:t xml:space="preserve">  • Пример: git add Program.cs  или  git add .  (всички промени)</w:t>
+      </w:r>
+    </w:p>
+    <w:p>
+      <w:pPr>
+        <w:ind w:left="504"/>
+      </w:pPr>
+      <w:r>
+        <w:rPr>
+          <w:color w:val="1F497D"/>
+          <w:sz w:val="20"/>
+        </w:rPr>
+        <w:t>git commit:</w:t>
+      </w:r>
+    </w:p>
+    <w:p>
+      <w:pPr>
+        <w:ind w:left="504"/>
+      </w:pPr>
+      <w:r>
+        <w:rPr>
+          <w:color w:val="1F497D"/>
+          <w:sz w:val="20"/>
+        </w:rPr>
+        <w:t xml:space="preserve">  • Записва snapshot на staged файловете в ЛОКАЛНОТО хранилище.</w:t>
+      </w:r>
+    </w:p>
+    <w:p>
+      <w:pPr>
+        <w:ind w:left="504"/>
+      </w:pPr>
+      <w:r>
+        <w:rPr>
+          <w:color w:val="1F497D"/>
+          <w:sz w:val="20"/>
+        </w:rPr>
+        <w:t xml:space="preserve">  • Всеки commit има уникален хеш, автор, дата и съобщение.</w:t>
+      </w:r>
+    </w:p>
+    <w:p>
+      <w:pPr>
+        <w:ind w:left="504"/>
+      </w:pPr>
+      <w:r>
+        <w:rPr>
+          <w:color w:val="1F497D"/>
+          <w:sz w:val="20"/>
+        </w:rPr>
+        <w:t xml:space="preserve">  • Пример: git commit -m "Добавяне на login функционалност"</w:t>
+      </w:r>
+    </w:p>
+    <w:p>
+      <w:pPr>
+        <w:ind w:left="504"/>
+      </w:pPr>
+      <w:r>
+        <w:rPr>
+          <w:color w:val="1F497D"/>
+          <w:sz w:val="20"/>
+        </w:rPr>
+        <w:t>git push:</w:t>
+      </w:r>
+    </w:p>
+    <w:p>
+      <w:pPr>
+        <w:ind w:left="504"/>
+      </w:pPr>
+      <w:r>
+        <w:rPr>
+          <w:color w:val="1F497D"/>
+          <w:sz w:val="20"/>
+        </w:rPr>
+        <w:t xml:space="preserve">  • Изпраща локалните commits към ОТДАЛЕЧЕНОТО хранилище (GitHub/GitLab).</w:t>
+      </w:r>
+    </w:p>
+    <w:p>
+      <w:pPr>
+        <w:ind w:left="504"/>
+      </w:pPr>
+      <w:r>
+        <w:rPr>
+          <w:color w:val="1F497D"/>
+          <w:sz w:val="20"/>
+        </w:rPr>
+        <w:t xml:space="preserve">  • Прави кода достъпен за другите членове на екипа.</w:t>
+      </w:r>
+    </w:p>
+    <w:p>
+      <w:pPr>
+        <w:ind w:left="504"/>
+      </w:pPr>
+      <w:r>
+        <w:rPr>
+          <w:color w:val="1F497D"/>
+          <w:sz w:val="20"/>
+        </w:rPr>
+        <w:t xml:space="preserve">  • Пример: git push origin main</w:t>
       </w:r>
     </w:p>
     <w:p/>
@@ -1873,25 +3598,110 @@
         <w:rPr>
           <w:b/>
         </w:rPr>
-        <w:t xml:space="preserve">Въпрос 12 (4 т.) — Търсене и навигация: </w:t>
-      </w:r>
-      <w:r>
-        <w:t>Обяснете разликата между Ctrl+F (Find) и Ctrl+Shift+F (Find in Files). Кога се и...</w:t>
+        <w:t>Въпрос 12 (4 т.) — Търсене и навигация:</w:t>
       </w:r>
     </w:p>
     <w:p>
+      <w:pPr>
+        <w:ind w:left="288"/>
+      </w:pPr>
+      <w:r>
+        <w:t>Обяснете разликата между Ctrl+F (Find) и Ctrl+Shift+F (Find in Files). Кога се използва всеки?</w:t>
+      </w:r>
+    </w:p>
+    <w:p>
+      <w:pPr>
+        <w:ind w:left="288"/>
+      </w:pPr>
       <w:r>
         <w:rPr>
           <w:b/>
         </w:rPr>
-        <w:t xml:space="preserve">Очакван отговор: </w:t>
+        <w:t>Верен отговор:</w:t>
       </w:r>
+    </w:p>
+    <w:p>
+      <w:pPr>
+        <w:ind w:left="504"/>
+      </w:pPr>
       <w:r>
         <w:rPr>
-          <w:i/>
-          <w:color w:val="444444"/>
+          <w:color w:val="1F497D"/>
+          <w:sz w:val="20"/>
         </w:rPr>
-        <w:t>Виж учебните материали в секцията за тази тема.</w:t>
+        <w:t>Ctrl+F (Find):</w:t>
+      </w:r>
+    </w:p>
+    <w:p>
+      <w:pPr>
+        <w:ind w:left="504"/>
+      </w:pPr>
+      <w:r>
+        <w:rPr>
+          <w:color w:val="1F497D"/>
+          <w:sz w:val="20"/>
+        </w:rPr>
+        <w:t xml:space="preserve">  • Търси само в ТЕКУЩО ОТВОРЕНИЯ файл.</w:t>
+      </w:r>
+    </w:p>
+    <w:p>
+      <w:pPr>
+        <w:ind w:left="504"/>
+      </w:pPr>
+      <w:r>
+        <w:rPr>
+          <w:color w:val="1F497D"/>
+          <w:sz w:val="20"/>
+        </w:rPr>
+        <w:t xml:space="preserve">  • Използва се за бързо намиране на текст в конкретен файл.</w:t>
+      </w:r>
+    </w:p>
+    <w:p>
+      <w:pPr>
+        <w:ind w:left="504"/>
+      </w:pPr>
+      <w:r>
+        <w:rPr>
+          <w:color w:val="1F497D"/>
+          <w:sz w:val="20"/>
+        </w:rPr>
+        <w:t>Ctrl+Shift+F (Find in Files):</w:t>
+      </w:r>
+    </w:p>
+    <w:p>
+      <w:pPr>
+        <w:ind w:left="504"/>
+      </w:pPr>
+      <w:r>
+        <w:rPr>
+          <w:color w:val="1F497D"/>
+          <w:sz w:val="20"/>
+        </w:rPr>
+        <w:t xml:space="preserve">  • Търси в ЦЕЛИЯ ПРОЕКТ / Solution / избрана папка.</w:t>
+      </w:r>
+    </w:p>
+    <w:p>
+      <w:pPr>
+        <w:ind w:left="504"/>
+      </w:pPr>
+      <w:r>
+        <w:rPr>
+          <w:color w:val="1F497D"/>
+          <w:sz w:val="20"/>
+        </w:rPr>
+        <w:t xml:space="preserve">  • Резултатите се показват в отделен панел с пътища до файловете.</w:t>
+      </w:r>
+    </w:p>
+    <w:p>
+      <w:pPr>
+        <w:ind w:left="504"/>
+      </w:pPr>
+      <w:r>
+        <w:rPr>
+          <w:color w:val="1F497D"/>
+          <w:sz w:val="20"/>
+        </w:rPr>
+        <w:t xml:space="preserve">  • Използва се при рефакторинг (напр. намиране на всички употреби на стринг/константа).</w:t>
       </w:r>
     </w:p>
     <w:p/>
@@ -1900,25 +3710,122 @@
         <w:rPr>
           <w:b/>
         </w:rPr>
-        <w:t xml:space="preserve">Въпрос 13 (5 т.) — Конфигуриране на БД: </w:t>
+        <w:t>Въпрос 13 (5 т.) — Конфигуриране на БД:</w:t>
       </w:r>
+    </w:p>
+    <w:p>
+      <w:pPr>
+        <w:ind w:left="288"/>
+      </w:pPr>
       <w:r>
         <w:t>Какво е DbContext в Entity Framework Core? Какви са основните му отговорности?</w:t>
       </w:r>
     </w:p>
     <w:p>
+      <w:pPr>
+        <w:ind w:left="288"/>
+      </w:pPr>
       <w:r>
         <w:rPr>
           <w:b/>
         </w:rPr>
-        <w:t xml:space="preserve">Очакван отговор: </w:t>
+        <w:t>Верен отговор:</w:t>
       </w:r>
+    </w:p>
+    <w:p>
+      <w:pPr>
+        <w:ind w:left="504"/>
+      </w:pPr>
       <w:r>
         <w:rPr>
-          <w:i/>
-          <w:color w:val="444444"/>
+          <w:color w:val="1F497D"/>
+          <w:sz w:val="20"/>
         </w:rPr>
-        <w:t>Виж учебните материали в секцията за тази тема.</w:t>
+        <w:t>DbContext е централният клас в Entity Framework Core, наследяван от приложението.</w:t>
+      </w:r>
+    </w:p>
+    <w:p>
+      <w:pPr>
+        <w:ind w:left="504"/>
+      </w:pPr>
+      <w:r>
+        <w:rPr>
+          <w:color w:val="1F497D"/>
+          <w:sz w:val="20"/>
+        </w:rPr>
+        <w:t>Основни отговорности:</w:t>
+      </w:r>
+    </w:p>
+    <w:p>
+      <w:pPr>
+        <w:ind w:left="504"/>
+      </w:pPr>
+      <w:r>
+        <w:rPr>
+          <w:color w:val="1F497D"/>
+          <w:sz w:val="20"/>
+        </w:rPr>
+        <w:t xml:space="preserve">  1. Управлява връзката с базата данни (отваряне/затваряне).</w:t>
+      </w:r>
+    </w:p>
+    <w:p>
+      <w:pPr>
+        <w:ind w:left="504"/>
+      </w:pPr>
+      <w:r>
+        <w:rPr>
+          <w:color w:val="1F497D"/>
+          <w:sz w:val="20"/>
+        </w:rPr>
+        <w:t xml:space="preserve">  2. Съдържа DbSet&lt;T&gt; свойства — всяко DbSet съответства на таблица в БД.</w:t>
+      </w:r>
+    </w:p>
+    <w:p>
+      <w:pPr>
+        <w:ind w:left="504"/>
+      </w:pPr>
+      <w:r>
+        <w:rPr>
+          <w:color w:val="1F497D"/>
+          <w:sz w:val="20"/>
+        </w:rPr>
+        <w:t xml:space="preserve">     Пример: public DbSet&lt;User&gt; Users { get; set; }</w:t>
+      </w:r>
+    </w:p>
+    <w:p>
+      <w:pPr>
+        <w:ind w:left="504"/>
+      </w:pPr>
+      <w:r>
+        <w:rPr>
+          <w:color w:val="1F497D"/>
+          <w:sz w:val="20"/>
+        </w:rPr>
+        <w:t xml:space="preserve">  3. Change Tracking — следи промените в заредените обекти и генерира SQL при SaveChanges().</w:t>
+      </w:r>
+    </w:p>
+    <w:p>
+      <w:pPr>
+        <w:ind w:left="504"/>
+      </w:pPr>
+      <w:r>
+        <w:rPr>
+          <w:color w:val="1F497D"/>
+          <w:sz w:val="20"/>
+        </w:rPr>
+        <w:t xml:space="preserve">  4. Транслира LINQ заявки към SQL.</w:t>
+      </w:r>
+    </w:p>
+    <w:p>
+      <w:pPr>
+        <w:ind w:left="504"/>
+      </w:pPr>
+      <w:r>
+        <w:rPr>
+          <w:color w:val="1F497D"/>
+          <w:sz w:val="20"/>
+        </w:rPr>
+        <w:t xml:space="preserve">  5. Управлява миграциите (Database.Migrate()).</w:t>
       </w:r>
     </w:p>
     <w:p/>
@@ -1927,25 +3834,158 @@
         <w:rPr>
           <w:b/>
         </w:rPr>
-        <w:t xml:space="preserve">Въпрос 14 (5 т.) — Библиотеки за БД: </w:t>
-      </w:r>
-      <w:r>
-        <w:t>Напишете примерен C# код за добавяне на нов запис в база данни чрез Entity Frame...</w:t>
+        <w:t>Въпрос 14 (5 т.) — Библиотеки за БД:</w:t>
       </w:r>
     </w:p>
     <w:p>
+      <w:pPr>
+        <w:ind w:left="288"/>
+      </w:pPr>
+      <w:r>
+        <w:t>Напишете примерен C# код за добавяне на нов запис в база данни чрез Entity Framework Core.</w:t>
+      </w:r>
+    </w:p>
+    <w:p>
+      <w:pPr>
+        <w:ind w:left="288"/>
+      </w:pPr>
       <w:r>
         <w:rPr>
           <w:b/>
         </w:rPr>
-        <w:t xml:space="preserve">Очакван отговор: </w:t>
+        <w:t>Верен отговор:</w:t>
       </w:r>
+    </w:p>
+    <w:p>
+      <w:pPr>
+        <w:ind w:left="504"/>
+      </w:pPr>
       <w:r>
         <w:rPr>
-          <w:i/>
-          <w:color w:val="444444"/>
+          <w:color w:val="1F497D"/>
+          <w:sz w:val="20"/>
         </w:rPr>
-        <w:t>Виж учебните материали в секцията за тази тема.</w:t>
+        <w:t>Примерен код:</w:t>
+      </w:r>
+    </w:p>
+    <w:p>
+      <w:pPr>
+        <w:ind w:left="504"/>
+      </w:pPr>
+      <w:r>
+        <w:rPr>
+          <w:color w:val="1F497D"/>
+          <w:sz w:val="20"/>
+        </w:rPr>
+        <w:t xml:space="preserve">  using (var ctx = new AppDbContext())</w:t>
+      </w:r>
+    </w:p>
+    <w:p>
+      <w:pPr>
+        <w:ind w:left="504"/>
+      </w:pPr>
+      <w:r>
+        <w:rPr>
+          <w:color w:val="1F497D"/>
+          <w:sz w:val="20"/>
+        </w:rPr>
+        <w:t xml:space="preserve">  {</w:t>
+      </w:r>
+    </w:p>
+    <w:p>
+      <w:pPr>
+        <w:ind w:left="504"/>
+      </w:pPr>
+      <w:r>
+        <w:rPr>
+          <w:color w:val="1F497D"/>
+          <w:sz w:val="20"/>
+        </w:rPr>
+        <w:t xml:space="preserve">      var user = new User { Name = "Иван Иванов", Age = 17 };</w:t>
+      </w:r>
+    </w:p>
+    <w:p>
+      <w:pPr>
+        <w:ind w:left="504"/>
+      </w:pPr>
+      <w:r>
+        <w:rPr>
+          <w:color w:val="1F497D"/>
+          <w:sz w:val="20"/>
+        </w:rPr>
+        <w:t xml:space="preserve">      ctx.Users.Add(user);</w:t>
+      </w:r>
+    </w:p>
+    <w:p>
+      <w:pPr>
+        <w:ind w:left="504"/>
+      </w:pPr>
+      <w:r>
+        <w:rPr>
+          <w:color w:val="1F497D"/>
+          <w:sz w:val="20"/>
+        </w:rPr>
+        <w:t xml:space="preserve">      ctx.SaveChanges();  // генерира INSERT INTO Users ...</w:t>
+      </w:r>
+    </w:p>
+    <w:p>
+      <w:pPr>
+        <w:ind w:left="504"/>
+      </w:pPr>
+      <w:r>
+        <w:rPr>
+          <w:color w:val="1F497D"/>
+          <w:sz w:val="20"/>
+        </w:rPr>
+        <w:t xml:space="preserve">  }</w:t>
+      </w:r>
+    </w:p>
+    <w:p>
+      <w:pPr>
+        <w:ind w:left="504"/>
+      </w:pPr>
+      <w:r>
+        <w:rPr>
+          <w:color w:val="1F497D"/>
+          <w:sz w:val="20"/>
+        </w:rPr>
+        <w:t>Важно:</w:t>
+      </w:r>
+    </w:p>
+    <w:p>
+      <w:pPr>
+        <w:ind w:left="504"/>
+      </w:pPr>
+      <w:r>
+        <w:rPr>
+          <w:color w:val="1F497D"/>
+          <w:sz w:val="20"/>
+        </w:rPr>
+        <w:t xml:space="preserve">  • ctx.Users.Add(entity) — регистрира обекта за добавяне (state = Added).</w:t>
+      </w:r>
+    </w:p>
+    <w:p>
+      <w:pPr>
+        <w:ind w:left="504"/>
+      </w:pPr>
+      <w:r>
+        <w:rPr>
+          <w:color w:val="1F497D"/>
+          <w:sz w:val="20"/>
+        </w:rPr>
+        <w:t xml:space="preserve">  • ctx.SaveChanges() — изпраща SQL командата към БД.</w:t>
+      </w:r>
+    </w:p>
+    <w:p>
+      <w:pPr>
+        <w:ind w:left="504"/>
+      </w:pPr>
+      <w:r>
+        <w:rPr>
+          <w:color w:val="1F497D"/>
+          <w:sz w:val="20"/>
+        </w:rPr>
+        <w:t xml:space="preserve">  • using гарантира освобождаване на ресурсите след операцията.</w:t>
       </w:r>
     </w:p>
     <w:p/>
@@ -1964,18 +4004,19 @@
       </w:r>
     </w:p>
     <w:p/>
+    <w:p/>
     <w:p>
       <w:pPr>
-        <w:pStyle w:val="Heading1"/>
+        <w:pStyle w:val="Heading2"/>
         <w:jc w:val="left"/>
       </w:pPr>
       <w:r>
         <w:rPr>
           <w:b/>
-          <w:color w:val="1F497D"/>
-          <w:sz w:val="24"/>
+          <w:color w:val="555555"/>
+          <w:sz w:val="22"/>
         </w:rPr>
-        <w:t>Скала за оценяване (макс. 30 т.)</w:t>
+        <w:t>Скала за оценяване (макс. 43 т.)</w:t>
       </w:r>
     </w:p>
     <w:tbl>
@@ -2000,6 +4041,7 @@
               <w:rPr>
                 <w:b/>
                 <w:color w:val="FFFFFF"/>
+                <w:sz w:val="20"/>
               </w:rPr>
               <w:t>Точки</w:t>
             </w:r>
@@ -2015,6 +4057,7 @@
               <w:rPr>
                 <w:b/>
                 <w:color w:val="FFFFFF"/>
+                <w:sz w:val="20"/>
               </w:rPr>
               <w:t>Оценка</w:t>
             </w:r>
@@ -2030,6 +4073,7 @@
               <w:rPr>
                 <w:b/>
                 <w:color w:val="FFFFFF"/>
+                <w:sz w:val="20"/>
               </w:rPr>
               <w:t>Описание</w:t>
             </w:r>
@@ -2043,7 +4087,10 @@
           </w:tcPr>
           <w:p>
             <w:r>
-              <w:t>0 – 11</w:t>
+              <w:rPr>
+                <w:sz w:val="20"/>
+              </w:rPr>
+              <w:t>0 – 17</w:t>
             </w:r>
           </w:p>
         </w:tc>
@@ -2053,6 +4100,9 @@
           </w:tcPr>
           <w:p>
             <w:r>
+              <w:rPr>
+                <w:sz w:val="20"/>
+              </w:rPr>
               <w:t>2 (Слаб)</w:t>
             </w:r>
           </w:p>
@@ -2063,6 +4113,9 @@
           </w:tcPr>
           <w:p>
             <w:r>
+              <w:rPr>
+                <w:sz w:val="20"/>
+              </w:rPr>
               <w:t>Недостатъчни познания</w:t>
             </w:r>
           </w:p>
@@ -2075,7 +4128,10 @@
           </w:tcPr>
           <w:p>
             <w:r>
-              <w:t>12 – 17</w:t>
+              <w:rPr>
+                <w:sz w:val="20"/>
+              </w:rPr>
+              <w:t>18 – 25</w:t>
             </w:r>
           </w:p>
         </w:tc>
@@ -2085,6 +4141,9 @@
           </w:tcPr>
           <w:p>
             <w:r>
+              <w:rPr>
+                <w:sz w:val="20"/>
+              </w:rPr>
               <w:t>3 (Среден)</w:t>
             </w:r>
           </w:p>
@@ -2095,6 +4154,9 @@
           </w:tcPr>
           <w:p>
             <w:r>
+              <w:rPr>
+                <w:sz w:val="20"/>
+              </w:rPr>
               <w:t>Основни познания</w:t>
             </w:r>
           </w:p>
@@ -2107,7 +4169,10 @@
           </w:tcPr>
           <w:p>
             <w:r>
-              <w:t>18 – 23</w:t>
+              <w:rPr>
+                <w:sz w:val="20"/>
+              </w:rPr>
+              <w:t>26 – 33</w:t>
             </w:r>
           </w:p>
         </w:tc>
@@ -2117,6 +4182,9 @@
           </w:tcPr>
           <w:p>
             <w:r>
+              <w:rPr>
+                <w:sz w:val="20"/>
+              </w:rPr>
               <w:t>4 (Добър)</w:t>
             </w:r>
           </w:p>
@@ -2127,6 +4195,9 @@
           </w:tcPr>
           <w:p>
             <w:r>
+              <w:rPr>
+                <w:sz w:val="20"/>
+              </w:rPr>
               <w:t>Добро владеене на материала</w:t>
             </w:r>
           </w:p>
@@ -2139,7 +4210,10 @@
           </w:tcPr>
           <w:p>
             <w:r>
-              <w:t>24 – 27</w:t>
+              <w:rPr>
+                <w:sz w:val="20"/>
+              </w:rPr>
+              <w:t>34 – 39</w:t>
             </w:r>
           </w:p>
         </w:tc>
@@ -2149,6 +4223,9 @@
           </w:tcPr>
           <w:p>
             <w:r>
+              <w:rPr>
+                <w:sz w:val="20"/>
+              </w:rPr>
               <w:t>5 (Мн. добър)</w:t>
             </w:r>
           </w:p>
@@ -2159,6 +4236,9 @@
           </w:tcPr>
           <w:p>
             <w:r>
+              <w:rPr>
+                <w:sz w:val="20"/>
+              </w:rPr>
               <w:t>Много добри познания</w:t>
             </w:r>
           </w:p>
@@ -2171,7 +4251,10 @@
           </w:tcPr>
           <w:p>
             <w:r>
-              <w:t>28 – 30</w:t>
+              <w:rPr>
+                <w:sz w:val="20"/>
+              </w:rPr>
+              <w:t>40 – 43</w:t>
             </w:r>
           </w:p>
         </w:tc>
@@ -2181,6 +4264,9 @@
           </w:tcPr>
           <w:p>
             <w:r>
+              <w:rPr>
+                <w:sz w:val="20"/>
+              </w:rPr>
               <w:t>6 (Отличен)</w:t>
             </w:r>
           </w:p>
@@ -2191,6 +4277,9 @@
           </w:tcPr>
           <w:p>
             <w:r>
+              <w:rPr>
+                <w:sz w:val="20"/>
+              </w:rPr>
               <w:t>Отлично владеене</w:t>
             </w:r>
           </w:p>
